--- a/REMBLAIS DE FOUILLE.docx
+++ b/REMBLAIS DE FOUILLE.docx
@@ -2402,8 +2402,9 @@
                 <w:sz w:val="18"/>
                 <w:szCs w:val="18"/>
               </w:rPr>
-              <w:t xml:space="preserve">Partie d’ouvrage :  </w:t>
-            </w:r>
+              <w:t xml:space="preserve">Partie d’ouvrage </w:t>
+            </w:r>
+            <w:proofErr w:type="gramStart"/>
             <w:r>
               <w:rPr>
                 <w:b/>
@@ -2412,7 +2413,7 @@
                 <w:sz w:val="18"/>
                 <w:szCs w:val="18"/>
               </w:rPr>
-              <w:t>{{PARTIE}}</w:t>
+              <w:t xml:space="preserve">:  </w:t>
             </w:r>
             <w:r>
               <w:rPr>
@@ -2422,7 +2423,50 @@
                 <w:sz w:val="18"/>
                 <w:szCs w:val="18"/>
               </w:rPr>
-              <w:t xml:space="preserve">                                      </w:t>
+              <w:t>{</w:t>
+            </w:r>
+            <w:proofErr w:type="gramEnd"/>
+            <w:r>
+              <w:rPr>
+                <w:b/>
+                <w:bCs/>
+                <w:color w:val="000000"/>
+                <w:sz w:val="18"/>
+                <w:szCs w:val="18"/>
+              </w:rPr>
+              <w:t>{PARTIE</w:t>
+            </w:r>
+            <w:proofErr w:type="gramStart"/>
+            <w:r>
+              <w:rPr>
+                <w:b/>
+                <w:bCs/>
+                <w:color w:val="000000"/>
+                <w:sz w:val="18"/>
+                <w:szCs w:val="18"/>
+              </w:rPr>
+              <w:t>}}</w:t>
+            </w:r>
+            <w:r>
+              <w:rPr>
+                <w:b/>
+                <w:bCs/>
+                <w:color w:val="000000"/>
+                <w:sz w:val="18"/>
+                <w:szCs w:val="18"/>
+              </w:rPr>
+              <w:t xml:space="preserve">   </w:t>
+            </w:r>
+            <w:proofErr w:type="gramEnd"/>
+            <w:r>
+              <w:rPr>
+                <w:b/>
+                <w:bCs/>
+                <w:color w:val="000000"/>
+                <w:sz w:val="18"/>
+                <w:szCs w:val="18"/>
+              </w:rPr>
+              <w:t xml:space="preserve">                                   </w:t>
             </w:r>
             <w:r>
               <w:rPr>
@@ -2628,8 +2672,9 @@
                 <w:sz w:val="18"/>
                 <w:szCs w:val="18"/>
               </w:rPr>
-              <w:t>Pièces jointes :</w:t>
-            </w:r>
+              <w:t>Pièces jointes</w:t>
+            </w:r>
+            <w:proofErr w:type="gramStart"/>
             <w:r>
               <w:rPr>
                 <w:b/>
@@ -2638,7 +2683,28 @@
                 <w:sz w:val="18"/>
                 <w:szCs w:val="18"/>
               </w:rPr>
-              <w:t>{{PIECES}}</w:t>
+              <w:t> :</w:t>
+            </w:r>
+            <w:r>
+              <w:rPr>
+                <w:b/>
+                <w:bCs/>
+                <w:color w:val="000000"/>
+                <w:sz w:val="18"/>
+                <w:szCs w:val="18"/>
+              </w:rPr>
+              <w:t>{</w:t>
+            </w:r>
+            <w:proofErr w:type="gramEnd"/>
+            <w:r>
+              <w:rPr>
+                <w:b/>
+                <w:bCs/>
+                <w:color w:val="000000"/>
+                <w:sz w:val="18"/>
+                <w:szCs w:val="18"/>
+              </w:rPr>
+              <w:t>{PIECES}}</w:t>
             </w:r>
           </w:p>
         </w:tc>
@@ -13729,8 +13795,9 @@
                 <w:sz w:val="18"/>
                 <w:lang w:val="fr-FR"/>
               </w:rPr>
-              <w:t>{{PARTIE}}</w:t>
-            </w:r>
+              <w:t>{{PARTIE</w:t>
+            </w:r>
+            <w:proofErr w:type="gramStart"/>
             <w:r>
               <w:rPr>
                 <w:b/>
@@ -13738,7 +13805,26 @@
                 <w:sz w:val="18"/>
                 <w:lang w:val="fr-FR"/>
               </w:rPr>
-              <w:t xml:space="preserve">                                  </w:t>
+              <w:t>}}</w:t>
+            </w:r>
+            <w:r>
+              <w:rPr>
+                <w:b/>
+                <w:spacing w:val="-10"/>
+                <w:sz w:val="18"/>
+                <w:lang w:val="fr-FR"/>
+              </w:rPr>
+              <w:t xml:space="preserve">   </w:t>
+            </w:r>
+            <w:proofErr w:type="gramEnd"/>
+            <w:r>
+              <w:rPr>
+                <w:b/>
+                <w:spacing w:val="-10"/>
+                <w:sz w:val="18"/>
+                <w:lang w:val="fr-FR"/>
+              </w:rPr>
+              <w:t xml:space="preserve">                               </w:t>
             </w:r>
             <w:r>
               <w:rPr>
@@ -13779,8 +13865,9 @@
                 <w:sz w:val="18"/>
                 <w:lang w:val="fr-FR"/>
               </w:rPr>
-              <w:t>{{SITUATION}}</w:t>
-            </w:r>
+              <w:t>{{SITUATION</w:t>
+            </w:r>
+            <w:proofErr w:type="gramStart"/>
             <w:r>
               <w:rPr>
                 <w:b/>
@@ -13788,8 +13875,28 @@
                 <w:sz w:val="18"/>
                 <w:lang w:val="fr-FR"/>
               </w:rPr>
-              <w:t xml:space="preserve">                                </w:t>
-            </w:r>
+              <w:t>}}</w:t>
+            </w:r>
+            <w:r>
+              <w:rPr>
+                <w:b/>
+                <w:spacing w:val="-10"/>
+                <w:sz w:val="18"/>
+                <w:lang w:val="fr-FR"/>
+              </w:rPr>
+              <w:t xml:space="preserve">   </w:t>
+            </w:r>
+            <w:proofErr w:type="gramEnd"/>
+            <w:r>
+              <w:rPr>
+                <w:b/>
+                <w:spacing w:val="-10"/>
+                <w:sz w:val="18"/>
+                <w:lang w:val="fr-FR"/>
+              </w:rPr>
+              <w:t xml:space="preserve">                             </w:t>
+            </w:r>
+            <w:proofErr w:type="gramStart"/>
             <w:r>
               <w:rPr>
                 <w:b/>
@@ -13799,6 +13906,7 @@
               </w:rPr>
               <w:t>Autres:</w:t>
             </w:r>
+            <w:proofErr w:type="gramEnd"/>
           </w:p>
         </w:tc>
       </w:tr>
@@ -14579,20 +14687,32 @@
           <w:p>
             <w:pPr>
               <w:pStyle w:val="TableParagraph"/>
-              <w:rPr>
-                <w:sz w:val="20"/>
-                <w:lang w:val="fr-FR"/>
-              </w:rPr>
-            </w:pPr>
+              <w:jc w:val="center"/>
+              <w:rPr>
+                <w:sz w:val="20"/>
+                <w:lang w:val="fr-FR"/>
+              </w:rPr>
+            </w:pPr>
+            <w:r>
+              <w:rPr>
+                <w:b/>
+                <w:bCs/>
+                <w:sz w:val="36"/>
+                <w:szCs w:val="36"/>
+              </w:rPr>
+              <w:sym w:font="Wingdings 2" w:char="F050"/>
+            </w:r>
           </w:p>
         </w:tc>
         <w:tc>
           <w:tcPr>
             <w:tcW w:w="371" w:type="pct"/>
+            <w:vAlign w:val="center"/>
           </w:tcPr>
           <w:p>
             <w:pPr>
               <w:pStyle w:val="TableParagraph"/>
+              <w:jc w:val="center"/>
               <w:rPr>
                 <w:sz w:val="20"/>
                 <w:lang w:val="fr-FR"/>
@@ -14603,20 +14723,22 @@
         <w:tc>
           <w:tcPr>
             <w:tcW w:w="391" w:type="pct"/>
+            <w:vAlign w:val="center"/>
           </w:tcPr>
           <w:p>
             <w:pPr>
               <w:pStyle w:val="TableParagraph"/>
-              <w:rPr>
-                <w:sz w:val="20"/>
-                <w:lang w:val="fr-FR"/>
-              </w:rPr>
-            </w:pPr>
-          </w:p>
-        </w:tc>
-        <w:tc>
-          <w:tcPr>
-            <w:tcW w:w="1315" w:type="pct"/>
+              <w:jc w:val="center"/>
+              <w:rPr>
+                <w:sz w:val="20"/>
+                <w:lang w:val="fr-FR"/>
+              </w:rPr>
+            </w:pPr>
+          </w:p>
+        </w:tc>
+        <w:tc>
+          <w:tcPr>
+            <w:tcW w:w="1316" w:type="pct"/>
           </w:tcPr>
           <w:p>
             <w:pPr>
@@ -14709,20 +14831,32 @@
           <w:p>
             <w:pPr>
               <w:pStyle w:val="TableParagraph"/>
-              <w:rPr>
-                <w:sz w:val="20"/>
-                <w:lang w:val="fr-FR"/>
-              </w:rPr>
-            </w:pPr>
+              <w:jc w:val="center"/>
+              <w:rPr>
+                <w:sz w:val="20"/>
+                <w:lang w:val="fr-FR"/>
+              </w:rPr>
+            </w:pPr>
+            <w:r>
+              <w:rPr>
+                <w:b/>
+                <w:bCs/>
+                <w:sz w:val="36"/>
+                <w:szCs w:val="36"/>
+              </w:rPr>
+              <w:sym w:font="Wingdings 2" w:char="F050"/>
+            </w:r>
           </w:p>
         </w:tc>
         <w:tc>
           <w:tcPr>
             <w:tcW w:w="371" w:type="pct"/>
+            <w:vAlign w:val="center"/>
           </w:tcPr>
           <w:p>
             <w:pPr>
               <w:pStyle w:val="TableParagraph"/>
+              <w:jc w:val="center"/>
               <w:rPr>
                 <w:sz w:val="20"/>
                 <w:lang w:val="fr-FR"/>
@@ -14733,20 +14867,22 @@
         <w:tc>
           <w:tcPr>
             <w:tcW w:w="391" w:type="pct"/>
+            <w:vAlign w:val="center"/>
           </w:tcPr>
           <w:p>
             <w:pPr>
               <w:pStyle w:val="TableParagraph"/>
-              <w:rPr>
-                <w:sz w:val="20"/>
-                <w:lang w:val="fr-FR"/>
-              </w:rPr>
-            </w:pPr>
-          </w:p>
-        </w:tc>
-        <w:tc>
-          <w:tcPr>
-            <w:tcW w:w="1315" w:type="pct"/>
+              <w:jc w:val="center"/>
+              <w:rPr>
+                <w:sz w:val="20"/>
+                <w:lang w:val="fr-FR"/>
+              </w:rPr>
+            </w:pPr>
+          </w:p>
+        </w:tc>
+        <w:tc>
+          <w:tcPr>
+            <w:tcW w:w="1316" w:type="pct"/>
           </w:tcPr>
           <w:p>
             <w:pPr>
@@ -14824,20 +14960,32 @@
           <w:p>
             <w:pPr>
               <w:pStyle w:val="TableParagraph"/>
-              <w:rPr>
-                <w:sz w:val="20"/>
-                <w:lang w:val="fr-FR"/>
-              </w:rPr>
-            </w:pPr>
+              <w:jc w:val="center"/>
+              <w:rPr>
+                <w:sz w:val="20"/>
+                <w:lang w:val="fr-FR"/>
+              </w:rPr>
+            </w:pPr>
+            <w:r>
+              <w:rPr>
+                <w:b/>
+                <w:bCs/>
+                <w:sz w:val="36"/>
+                <w:szCs w:val="36"/>
+              </w:rPr>
+              <w:sym w:font="Wingdings 2" w:char="F050"/>
+            </w:r>
           </w:p>
         </w:tc>
         <w:tc>
           <w:tcPr>
             <w:tcW w:w="371" w:type="pct"/>
+            <w:vAlign w:val="center"/>
           </w:tcPr>
           <w:p>
             <w:pPr>
               <w:pStyle w:val="TableParagraph"/>
+              <w:jc w:val="center"/>
               <w:rPr>
                 <w:sz w:val="20"/>
                 <w:lang w:val="fr-FR"/>
@@ -14848,20 +14996,22 @@
         <w:tc>
           <w:tcPr>
             <w:tcW w:w="391" w:type="pct"/>
+            <w:vAlign w:val="center"/>
           </w:tcPr>
           <w:p>
             <w:pPr>
               <w:pStyle w:val="TableParagraph"/>
-              <w:rPr>
-                <w:sz w:val="20"/>
-                <w:lang w:val="fr-FR"/>
-              </w:rPr>
-            </w:pPr>
-          </w:p>
-        </w:tc>
-        <w:tc>
-          <w:tcPr>
-            <w:tcW w:w="1315" w:type="pct"/>
+              <w:jc w:val="center"/>
+              <w:rPr>
+                <w:sz w:val="20"/>
+                <w:lang w:val="fr-FR"/>
+              </w:rPr>
+            </w:pPr>
+          </w:p>
+        </w:tc>
+        <w:tc>
+          <w:tcPr>
+            <w:tcW w:w="1316" w:type="pct"/>
           </w:tcPr>
           <w:p>
             <w:pPr>
@@ -15033,20 +15183,32 @@
           <w:p>
             <w:pPr>
               <w:pStyle w:val="TableParagraph"/>
-              <w:rPr>
-                <w:sz w:val="20"/>
-                <w:lang w:val="fr-FR"/>
-              </w:rPr>
-            </w:pPr>
+              <w:jc w:val="center"/>
+              <w:rPr>
+                <w:sz w:val="20"/>
+                <w:lang w:val="fr-FR"/>
+              </w:rPr>
+            </w:pPr>
+            <w:r>
+              <w:rPr>
+                <w:b/>
+                <w:bCs/>
+                <w:sz w:val="36"/>
+                <w:szCs w:val="36"/>
+              </w:rPr>
+              <w:sym w:font="Wingdings 2" w:char="F050"/>
+            </w:r>
           </w:p>
         </w:tc>
         <w:tc>
           <w:tcPr>
             <w:tcW w:w="371" w:type="pct"/>
+            <w:vAlign w:val="center"/>
           </w:tcPr>
           <w:p>
             <w:pPr>
               <w:pStyle w:val="TableParagraph"/>
+              <w:jc w:val="center"/>
               <w:rPr>
                 <w:sz w:val="20"/>
                 <w:lang w:val="fr-FR"/>
@@ -15057,20 +15219,22 @@
         <w:tc>
           <w:tcPr>
             <w:tcW w:w="391" w:type="pct"/>
+            <w:vAlign w:val="center"/>
           </w:tcPr>
           <w:p>
             <w:pPr>
               <w:pStyle w:val="TableParagraph"/>
-              <w:rPr>
-                <w:sz w:val="20"/>
-                <w:lang w:val="fr-FR"/>
-              </w:rPr>
-            </w:pPr>
-          </w:p>
-        </w:tc>
-        <w:tc>
-          <w:tcPr>
-            <w:tcW w:w="1315" w:type="pct"/>
+              <w:jc w:val="center"/>
+              <w:rPr>
+                <w:sz w:val="20"/>
+                <w:lang w:val="fr-FR"/>
+              </w:rPr>
+            </w:pPr>
+          </w:p>
+        </w:tc>
+        <w:tc>
+          <w:tcPr>
+            <w:tcW w:w="1316" w:type="pct"/>
           </w:tcPr>
           <w:p>
             <w:pPr>
@@ -15275,20 +15439,32 @@
           <w:p>
             <w:pPr>
               <w:pStyle w:val="TableParagraph"/>
-              <w:rPr>
-                <w:sz w:val="20"/>
-                <w:lang w:val="fr-FR"/>
-              </w:rPr>
-            </w:pPr>
+              <w:jc w:val="center"/>
+              <w:rPr>
+                <w:sz w:val="20"/>
+                <w:lang w:val="fr-FR"/>
+              </w:rPr>
+            </w:pPr>
+            <w:r>
+              <w:rPr>
+                <w:b/>
+                <w:bCs/>
+                <w:sz w:val="36"/>
+                <w:szCs w:val="36"/>
+              </w:rPr>
+              <w:sym w:font="Wingdings 2" w:char="F050"/>
+            </w:r>
           </w:p>
         </w:tc>
         <w:tc>
           <w:tcPr>
             <w:tcW w:w="371" w:type="pct"/>
+            <w:vAlign w:val="center"/>
           </w:tcPr>
           <w:p>
             <w:pPr>
               <w:pStyle w:val="TableParagraph"/>
+              <w:jc w:val="center"/>
               <w:rPr>
                 <w:sz w:val="20"/>
                 <w:lang w:val="fr-FR"/>
@@ -15299,20 +15475,22 @@
         <w:tc>
           <w:tcPr>
             <w:tcW w:w="391" w:type="pct"/>
+            <w:vAlign w:val="center"/>
           </w:tcPr>
           <w:p>
             <w:pPr>
               <w:pStyle w:val="TableParagraph"/>
-              <w:rPr>
-                <w:sz w:val="20"/>
-                <w:lang w:val="fr-FR"/>
-              </w:rPr>
-            </w:pPr>
-          </w:p>
-        </w:tc>
-        <w:tc>
-          <w:tcPr>
-            <w:tcW w:w="1315" w:type="pct"/>
+              <w:jc w:val="center"/>
+              <w:rPr>
+                <w:sz w:val="20"/>
+                <w:lang w:val="fr-FR"/>
+              </w:rPr>
+            </w:pPr>
+          </w:p>
+        </w:tc>
+        <w:tc>
+          <w:tcPr>
+            <w:tcW w:w="1316" w:type="pct"/>
           </w:tcPr>
           <w:p>
             <w:pPr>
@@ -15656,20 +15834,32 @@
           <w:p>
             <w:pPr>
               <w:pStyle w:val="TableParagraph"/>
-              <w:rPr>
-                <w:sz w:val="20"/>
-                <w:lang w:val="fr-FR"/>
-              </w:rPr>
-            </w:pPr>
+              <w:jc w:val="center"/>
+              <w:rPr>
+                <w:sz w:val="20"/>
+                <w:lang w:val="fr-FR"/>
+              </w:rPr>
+            </w:pPr>
+            <w:r>
+              <w:rPr>
+                <w:b/>
+                <w:bCs/>
+                <w:sz w:val="36"/>
+                <w:szCs w:val="36"/>
+              </w:rPr>
+              <w:sym w:font="Wingdings 2" w:char="F050"/>
+            </w:r>
           </w:p>
         </w:tc>
         <w:tc>
           <w:tcPr>
             <w:tcW w:w="371" w:type="pct"/>
+            <w:vAlign w:val="center"/>
           </w:tcPr>
           <w:p>
             <w:pPr>
               <w:pStyle w:val="TableParagraph"/>
+              <w:jc w:val="center"/>
               <w:rPr>
                 <w:sz w:val="20"/>
                 <w:lang w:val="fr-FR"/>
@@ -15680,20 +15870,22 @@
         <w:tc>
           <w:tcPr>
             <w:tcW w:w="391" w:type="pct"/>
+            <w:vAlign w:val="center"/>
           </w:tcPr>
           <w:p>
             <w:pPr>
               <w:pStyle w:val="TableParagraph"/>
-              <w:rPr>
-                <w:sz w:val="20"/>
-                <w:lang w:val="fr-FR"/>
-              </w:rPr>
-            </w:pPr>
-          </w:p>
-        </w:tc>
-        <w:tc>
-          <w:tcPr>
-            <w:tcW w:w="1315" w:type="pct"/>
+              <w:jc w:val="center"/>
+              <w:rPr>
+                <w:sz w:val="20"/>
+                <w:lang w:val="fr-FR"/>
+              </w:rPr>
+            </w:pPr>
+          </w:p>
+        </w:tc>
+        <w:tc>
+          <w:tcPr>
+            <w:tcW w:w="1316" w:type="pct"/>
           </w:tcPr>
           <w:p>
             <w:pPr>
@@ -15940,20 +16132,32 @@
           <w:p>
             <w:pPr>
               <w:pStyle w:val="TableParagraph"/>
-              <w:rPr>
-                <w:sz w:val="20"/>
-                <w:lang w:val="fr-FR"/>
-              </w:rPr>
-            </w:pPr>
+              <w:jc w:val="center"/>
+              <w:rPr>
+                <w:sz w:val="20"/>
+                <w:lang w:val="fr-FR"/>
+              </w:rPr>
+            </w:pPr>
+            <w:r>
+              <w:rPr>
+                <w:b/>
+                <w:bCs/>
+                <w:sz w:val="36"/>
+                <w:szCs w:val="36"/>
+              </w:rPr>
+              <w:sym w:font="Wingdings 2" w:char="F050"/>
+            </w:r>
           </w:p>
         </w:tc>
         <w:tc>
           <w:tcPr>
             <w:tcW w:w="371" w:type="pct"/>
+            <w:vAlign w:val="center"/>
           </w:tcPr>
           <w:p>
             <w:pPr>
               <w:pStyle w:val="TableParagraph"/>
+              <w:jc w:val="center"/>
               <w:rPr>
                 <w:sz w:val="20"/>
                 <w:lang w:val="fr-FR"/>
@@ -15964,20 +16168,22 @@
         <w:tc>
           <w:tcPr>
             <w:tcW w:w="391" w:type="pct"/>
+            <w:vAlign w:val="center"/>
           </w:tcPr>
           <w:p>
             <w:pPr>
               <w:pStyle w:val="TableParagraph"/>
-              <w:rPr>
-                <w:sz w:val="20"/>
-                <w:lang w:val="fr-FR"/>
-              </w:rPr>
-            </w:pPr>
-          </w:p>
-        </w:tc>
-        <w:tc>
-          <w:tcPr>
-            <w:tcW w:w="1315" w:type="pct"/>
+              <w:jc w:val="center"/>
+              <w:rPr>
+                <w:sz w:val="20"/>
+                <w:lang w:val="fr-FR"/>
+              </w:rPr>
+            </w:pPr>
+          </w:p>
+        </w:tc>
+        <w:tc>
+          <w:tcPr>
+            <w:tcW w:w="1316" w:type="pct"/>
           </w:tcPr>
           <w:p>
             <w:pPr>
